--- a/ScreenShots of Library Management System.docx
+++ b/ScreenShots of Library Management System.docx
@@ -156,15 +156,65 @@
           </wp:inline>
         </w:drawing>
       </w:r>
+    </w:p>
+    <w:p>
+      <w:r>
+        <w:br w:type="page"/>
+      </w:r>
+    </w:p>
+    <w:p/>
+    <w:p>
+      <w:r>
+        <w:br w:type="page"/>
+      </w:r>
+    </w:p>
+    <w:p>
+      <w:pPr>
+        <w:rPr>
+          <w:noProof/>
+        </w:rPr>
+      </w:pPr>
+      <w:r>
+        <w:rPr>
+          <w:noProof/>
+        </w:rPr>
+        <w:br w:type="page"/>
+      </w:r>
+    </w:p>
+    <w:p/>
+    <w:p>
+      <w:r>
+        <w:br w:type="page"/>
+      </w:r>
+    </w:p>
+    <w:p>
+      <w:pPr>
+        <w:rPr>
+          <w:noProof/>
+        </w:rPr>
+      </w:pPr>
+      <w:r>
+        <w:rPr>
+          <w:noProof/>
+        </w:rPr>
+        <w:br w:type="page"/>
+      </w:r>
+    </w:p>
+    <w:p>
+      <w:pPr>
+        <w:rPr>
+          <w:noProof/>
+        </w:rPr>
+      </w:pPr>
       <w:r>
         <w:rPr>
           <w:noProof/>
         </w:rPr>
         <w:drawing>
-          <wp:inline distT="0" distB="0" distL="0" distR="0" wp14:anchorId="3A2FD1CA" wp14:editId="3B62EEE8">
-            <wp:extent cx="18223868" cy="9326277"/>
-            <wp:effectExtent l="0" t="0" r="6985" b="8255"/>
-            <wp:docPr id="1689348336" name="Picture 5"/>
+          <wp:inline distT="0" distB="0" distL="0" distR="0" wp14:anchorId="4C7FA139" wp14:editId="0C198B5F">
+            <wp:extent cx="18166710" cy="9259592"/>
+            <wp:effectExtent l="0" t="0" r="7620" b="0"/>
+            <wp:docPr id="1427212258" name="Picture 2"/>
             <wp:cNvGraphicFramePr>
               <a:graphicFrameLocks xmlns:a="http://schemas.openxmlformats.org/drawingml/2006/main" noChangeAspect="1"/>
             </wp:cNvGraphicFramePr>
@@ -172,7 +222,7 @@
               <a:graphicData uri="http://schemas.openxmlformats.org/drawingml/2006/picture">
                 <pic:pic xmlns:pic="http://schemas.openxmlformats.org/drawingml/2006/picture">
                   <pic:nvPicPr>
-                    <pic:cNvPr id="1689348336" name="Picture 1689348336"/>
+                    <pic:cNvPr id="1427212258" name="Picture 1427212258"/>
                     <pic:cNvPicPr/>
                   </pic:nvPicPr>
                   <pic:blipFill>
@@ -190,7 +240,68 @@
                   <pic:spPr>
                     <a:xfrm>
                       <a:off x="0" y="0"/>
-                      <a:ext cx="18223868" cy="9326277"/>
+                      <a:ext cx="18166710" cy="9259592"/>
+                    </a:xfrm>
+                    <a:prstGeom prst="rect">
+                      <a:avLst/>
+                    </a:prstGeom>
+                  </pic:spPr>
+                </pic:pic>
+              </a:graphicData>
+            </a:graphic>
+          </wp:inline>
+        </w:drawing>
+      </w:r>
+    </w:p>
+    <w:p>
+      <w:pPr>
+        <w:rPr>
+          <w:noProof/>
+        </w:rPr>
+      </w:pPr>
+      <w:r>
+        <w:rPr>
+          <w:noProof/>
+        </w:rPr>
+        <w:br w:type="page"/>
+      </w:r>
+    </w:p>
+    <w:p>
+      <w:r>
+        <w:rPr>
+          <w:noProof/>
+        </w:rPr>
+        <w:drawing>
+          <wp:inline distT="0" distB="0" distL="0" distR="0" wp14:anchorId="3635188F" wp14:editId="24931F37">
+            <wp:extent cx="18138131" cy="9402487"/>
+            <wp:effectExtent l="0" t="0" r="0" b="8255"/>
+            <wp:docPr id="1754966642" name="Picture 1"/>
+            <wp:cNvGraphicFramePr>
+              <a:graphicFrameLocks xmlns:a="http://schemas.openxmlformats.org/drawingml/2006/main" noChangeAspect="1"/>
+            </wp:cNvGraphicFramePr>
+            <a:graphic xmlns:a="http://schemas.openxmlformats.org/drawingml/2006/main">
+              <a:graphicData uri="http://schemas.openxmlformats.org/drawingml/2006/picture">
+                <pic:pic xmlns:pic="http://schemas.openxmlformats.org/drawingml/2006/picture">
+                  <pic:nvPicPr>
+                    <pic:cNvPr id="1754966642" name="Picture 1754966642"/>
+                    <pic:cNvPicPr/>
+                  </pic:nvPicPr>
+                  <pic:blipFill>
+                    <a:blip r:embed="rId8">
+                      <a:extLst>
+                        <a:ext uri="{28A0092B-C50C-407E-A947-70E740481C1C}">
+                          <a14:useLocalDpi xmlns:a14="http://schemas.microsoft.com/office/drawing/2010/main" val="0"/>
+                        </a:ext>
+                      </a:extLst>
+                    </a:blip>
+                    <a:stretch>
+                      <a:fillRect/>
+                    </a:stretch>
+                  </pic:blipFill>
+                  <pic:spPr>
+                    <a:xfrm>
+                      <a:off x="0" y="0"/>
+                      <a:ext cx="18138131" cy="9402487"/>
                     </a:xfrm>
                     <a:prstGeom prst="rect">
                       <a:avLst/>
